--- a/00-首页/题组Word/专项卷/二分册/专项卷III-学生版-打印版.docx
+++ b/00-首页/题组Word/专项卷/二分册/专项卷III-学生版-打印版.docx
@@ -22427,7 +22427,7 @@
                 </m:e>
                 <m:lim>
                   <m:r>
-                    <m:t>​</m:t>
+                    <m:t xml:space="preserve"> </m:t>
                   </m:r>
                 </m:lim>
               </m:limUpp>
@@ -22595,7 +22595,7 @@
                 </m:e>
                 <m:lim>
                   <m:r>
-                    <m:t>​</m:t>
+                    <m:t xml:space="preserve"> </m:t>
                   </m:r>
                 </m:lim>
               </m:limUpp>

--- a/00-首页/题组Word/专项卷/二分册/专项卷III-学生版-打印版.docx
+++ b/00-首页/题组Word/专项卷/二分册/专项卷III-学生版-打印版.docx
@@ -111,8 +111,8 @@
     <w:p>
       <w:pPr>
         <w:pStyle w:val="FirstParagraph"/>
+        <w:spacing w:before="0" w:after="0"/>
         <w:ind w:left="480" w:hanging="480"/>
-        <w:spacing w:after="0"/>
       </w:pPr>
       <w:r>
         <w:rPr>
@@ -453,8 +453,8 @@
     <w:p>
       <w:pPr>
         <w:pStyle w:val="FirstParagraph"/>
+        <w:spacing w:before="0" w:after="0"/>
         <w:ind w:left="480" w:hanging="480"/>
-        <w:spacing w:before="0" w:after="0"/>
       </w:pPr>
       <w:r>
         <w:rPr>
@@ -739,8 +739,8 @@
     <w:p>
       <w:pPr>
         <w:pStyle w:val="FirstParagraph"/>
+        <w:spacing w:before="0" w:after="0"/>
         <w:ind w:left="480" w:hanging="480"/>
-        <w:spacing w:before="0" w:after="0"/>
       </w:pPr>
       <w:r>
         <w:rPr>
@@ -1019,8 +1019,8 @@
     <w:p>
       <w:pPr>
         <w:pStyle w:val="FirstParagraph"/>
+        <w:spacing w:before="0" w:after="0"/>
         <w:ind w:left="480" w:hanging="480"/>
-        <w:spacing w:before="0" w:after="0"/>
       </w:pPr>
       <w:r>
         <w:rPr>
@@ -1479,8 +1479,8 @@
     <w:p>
       <w:pPr>
         <w:pStyle w:val="FirstParagraph"/>
+        <w:spacing w:before="0" w:after="0"/>
         <w:ind w:left="480" w:hanging="480"/>
-        <w:spacing w:before="0" w:after="180"/>
       </w:pPr>
       <w:r>
         <w:rPr>
@@ -2331,6 +2331,7 @@
     <w:p>
       <w:pPr>
         <w:pStyle w:val="BodyText"/>
+        <w:spacing w:before="0" w:after="0"/>
       </w:pPr>
       <w:r>
         <w:rPr>
@@ -2481,6 +2482,7 @@
     <w:p>
       <w:pPr>
         <w:pStyle w:val="BodyText"/>
+        <w:spacing w:before="0" w:after="0"/>
       </w:pPr>
       <w:r>
         <w:rPr>
@@ -2655,6 +2657,7 @@
     <w:p>
       <w:pPr>
         <w:pStyle w:val="BodyText"/>
+        <w:spacing w:before="0" w:after="0"/>
       </w:pPr>
       <w:r>
         <w:rPr>
@@ -2684,6 +2687,7 @@
     <w:p>
       <w:pPr>
         <w:pStyle w:val="BodyText"/>
+        <w:spacing w:before="0" w:after="0"/>
       </w:pPr>
       <w:r>
         <w:rPr>
@@ -3222,6 +3226,7 @@
     <w:p>
       <w:pPr>
         <w:pStyle w:val="BodyText"/>
+        <w:spacing w:before="0" w:after="0"/>
       </w:pPr>
       <w:r>
         <w:rPr>
@@ -3321,6 +3326,7 @@
     <w:p>
       <w:pPr>
         <w:pStyle w:val="BodyText"/>
+        <w:spacing w:before="0" w:after="0"/>
       </w:pPr>
       <w:r>
         <w:rPr>
@@ -3362,6 +3368,7 @@
     <w:p>
       <w:pPr>
         <w:pStyle w:val="BodyText"/>
+        <w:spacing w:before="0" w:after="0"/>
       </w:pPr>
       <w:r>
         <w:rPr>
@@ -3420,6 +3427,7 @@
     <w:p>
       <w:pPr>
         <w:pStyle w:val="BodyText"/>
+        <w:spacing w:before="0" w:after="0"/>
       </w:pPr>
       <w:r>
         <w:rPr>
@@ -3691,6 +3699,14 @@
       <w:tblPr>
         <w:tblStyle w:val="Table"/>
         <w:tblW w:type="auto" w:w="0"/>
+        <w:tblBorders>
+          <w:top w:val="single" w:sz="12" w:space="0" w:color="000000"/>
+          <w:left w:val="none" w:sz="0" w:space="0" w:color="auto"/>
+          <w:bottom w:val="single" w:sz="12" w:space="0" w:color="000000"/>
+          <w:right w:val="none" w:sz="0" w:space="0" w:color="auto"/>
+          <w:insideH w:val="none" w:sz="0" w:space="0" w:color="auto"/>
+          <w:insideV w:val="none" w:sz="0" w:space="0" w:color="auto"/>
+        </w:tblBorders>
         <w:tblLook w:firstRow="1" w:lastRow="0" w:firstColumn="0" w:lastColumn="0" w:noHBand="0" w:noVBand="0" w:val="0020"/>
       </w:tblPr>
       <w:tblGrid>
@@ -3706,7 +3722,11 @@
           <w:tblHeader w:val="on"/>
         </w:trPr>
         <w:tc>
-          <w:tcPr/>
+          <w:tcPr>
+            <w:tcBorders>
+              <w:bottom w:val="single" w:sz="8" w:space="0" w:color="000000"/>
+            </w:tcBorders>
+          </w:tcPr>
           <w:p>
             <w:pPr>
               <w:pStyle w:val="Compact"/>
@@ -3722,7 +3742,11 @@
           </w:p>
         </w:tc>
         <w:tc>
-          <w:tcPr/>
+          <w:tcPr>
+            <w:tcBorders>
+              <w:bottom w:val="single" w:sz="8" w:space="0" w:color="000000"/>
+            </w:tcBorders>
+          </w:tcPr>
           <w:p>
             <w:pPr>
               <w:pStyle w:val="Compact"/>
@@ -3738,7 +3762,11 @@
           </w:p>
         </w:tc>
         <w:tc>
-          <w:tcPr/>
+          <w:tcPr>
+            <w:tcBorders>
+              <w:bottom w:val="single" w:sz="8" w:space="0" w:color="000000"/>
+            </w:tcBorders>
+          </w:tcPr>
           <w:p>
             <w:pPr>
               <w:pStyle w:val="Compact"/>
@@ -3754,7 +3782,11 @@
           </w:p>
         </w:tc>
         <w:tc>
-          <w:tcPr/>
+          <w:tcPr>
+            <w:tcBorders>
+              <w:bottom w:val="single" w:sz="8" w:space="0" w:color="000000"/>
+            </w:tcBorders>
+          </w:tcPr>
           <w:p>
             <w:pPr>
               <w:pStyle w:val="Compact"/>
@@ -3770,7 +3802,11 @@
           </w:p>
         </w:tc>
         <w:tc>
-          <w:tcPr/>
+          <w:tcPr>
+            <w:tcBorders>
+              <w:bottom w:val="single" w:sz="8" w:space="0" w:color="000000"/>
+            </w:tcBorders>
+          </w:tcPr>
           <w:p>
             <w:pPr>
               <w:pStyle w:val="Compact"/>
@@ -3786,7 +3822,11 @@
           </w:p>
         </w:tc>
         <w:tc>
-          <w:tcPr/>
+          <w:tcPr>
+            <w:tcBorders>
+              <w:bottom w:val="single" w:sz="8" w:space="0" w:color="000000"/>
+            </w:tcBorders>
+          </w:tcPr>
           <w:p>
             <w:pPr>
               <w:pStyle w:val="Compact"/>
@@ -6440,6 +6480,7 @@
     <w:p>
       <w:pPr>
         <w:pStyle w:val="BodyText"/>
+        <w:spacing w:before="0" w:after="0"/>
       </w:pPr>
       <w:r>
         <w:rPr>
@@ -6457,8 +6498,8 @@
     <w:p>
       <w:pPr>
         <w:pStyle w:val="BodyText"/>
+        <w:spacing w:before="0" w:after="0"/>
         <w:ind w:left="480" w:hanging="480"/>
-        <w:spacing w:after="0"/>
       </w:pPr>
       <w:r>
         <w:rPr>
@@ -6482,104 +6523,106 @@
     <w:p>
       <w:pPr>
         <w:pStyle w:val="BodyText"/>
+        <w:spacing w:before="0" w:after="0"/>
         <w:ind w:left="480" w:hanging="480"/>
+      </w:pPr>
+      <w:r>
+        <w:rPr>
+          <w:rFonts w:hint="eastAsia" w:ascii="Times New Roman" w:hAnsi="Times New Roman" w:eastAsia="Times New Roman" w:cs="Times New Roman"/>
+        </w:rPr>
+        <w:t>(A):n</w:t>
+      </w:r>
+    </w:p>
+    <w:p>
+      <w:pPr>
+        <w:pStyle w:val="BodyText"/>
         <w:spacing w:before="0" w:after="0"/>
-      </w:pPr>
-      <w:r>
-        <w:rPr>
-          <w:rFonts w:hint="eastAsia" w:ascii="Times New Roman" w:hAnsi="Times New Roman" w:eastAsia="Times New Roman" w:cs="Times New Roman"/>
-        </w:rPr>
-        <w:t>(A):n</w:t>
+        <w:ind w:left="480" w:hanging="480"/>
+      </w:pPr>
+      <w:r>
+        <w:rPr>
+          <w:rFonts w:hint="eastAsia" w:ascii="Times New Roman" w:hAnsi="Times New Roman" w:eastAsia="Times New Roman" w:cs="Times New Roman"/>
+        </w:rPr>
+        <w:t>(B):n</w:t>
       </w:r>
     </w:p>
     <w:p>
       <w:pPr>
         <w:pStyle w:val="BodyText"/>
+        <w:spacing w:before="0" w:after="0"/>
         <w:ind w:left="480" w:hanging="480"/>
+      </w:pPr>
+      <w:r>
+        <w:rPr>
+          <w:rFonts w:hint="eastAsia" w:ascii="Times New Roman" w:hAnsi="Times New Roman" w:eastAsia="Times New Roman" w:cs="Times New Roman"/>
+        </w:rPr>
+        <w:t>(C)</w:t>
+      </w:r>
+      <w:r>
+        <w:rPr>
+          <w:rFonts w:ascii="Times New Roman" w:hAnsi="Times New Roman" w:eastAsia="Times New Roman" w:cs="Times New Roman"/>
+        </w:rPr>
+        <w:t xml:space="preserve"> </w:t>
+      </w:r>
+      <w:r>
+        <w:rPr>
+          <w:rFonts w:hint="eastAsia" w:ascii="Times New Roman" w:hAnsi="Times New Roman" w:eastAsia="FangSong" w:cs="Times New Roman"/>
+        </w:rPr>
+        <w:t xml:space="preserve">仍为</w:t>
+      </w:r>
+      <w:r>
+        <w:rPr>
+          <w:rFonts w:ascii="Times New Roman" w:hAnsi="Times New Roman" w:eastAsia="Times New Roman" w:cs="Times New Roman"/>
+        </w:rPr>
+        <w:t xml:space="preserve"> 2:2:1</w:t>
+      </w:r>
+    </w:p>
+    <w:p>
+      <w:pPr>
+        <w:pStyle w:val="BodyText"/>
         <w:spacing w:before="0" w:after="0"/>
       </w:pPr>
       <w:r>
         <w:rPr>
-          <w:rFonts w:hint="eastAsia" w:ascii="Times New Roman" w:hAnsi="Times New Roman" w:eastAsia="Times New Roman" w:cs="Times New Roman"/>
-        </w:rPr>
-        <w:t>(B):n</w:t>
+          <w:rFonts w:ascii="Times New Roman" w:hAnsi="Times New Roman" w:eastAsia="Times New Roman" w:cs="Times New Roman"/>
+        </w:rPr>
+        <w:t xml:space="preserve">C. </w:t>
+      </w:r>
+      <w:r>
+        <w:rPr>
+          <w:rFonts w:hint="eastAsia" w:ascii="Times New Roman" w:hAnsi="Times New Roman" w:eastAsia="FangSong" w:cs="Times New Roman"/>
+        </w:rPr>
+        <w:t>再达平衡时</w:t>
+      </w:r>
+      <w:r>
+        <w:rPr>
+          <w:rFonts w:hint="eastAsia" w:ascii="Times New Roman" w:hAnsi="Times New Roman" w:eastAsia="Times New Roman" w:cs="Times New Roman"/>
+        </w:rPr>
+        <w:t>，C</w:t>
+      </w:r>
+      <w:r>
+        <w:rPr>
+          <w:rFonts w:ascii="Times New Roman" w:hAnsi="Times New Roman" w:eastAsia="Times New Roman" w:cs="Times New Roman"/>
+        </w:rPr>
+        <w:t xml:space="preserve"> </w:t>
+      </w:r>
+      <w:r>
+        <w:rPr>
+          <w:rFonts w:hint="eastAsia" w:ascii="Times New Roman" w:hAnsi="Times New Roman" w:eastAsia="FangSong" w:cs="Times New Roman"/>
+        </w:rPr>
+        <w:t xml:space="preserve">的体积分数将大于</w:t>
+      </w:r>
+      <w:r>
+        <w:rPr>
+          <w:rFonts w:ascii="Times New Roman" w:hAnsi="Times New Roman" w:eastAsia="Times New Roman" w:cs="Times New Roman"/>
+        </w:rPr>
+        <w:t xml:space="preserve"> 20%</w:t>
       </w:r>
     </w:p>
     <w:p>
       <w:pPr>
         <w:pStyle w:val="BodyText"/>
-        <w:ind w:left="480" w:hanging="480"/>
-        <w:spacing w:before="0" w:after="180"/>
-      </w:pPr>
-      <w:r>
-        <w:rPr>
-          <w:rFonts w:hint="eastAsia" w:ascii="Times New Roman" w:hAnsi="Times New Roman" w:eastAsia="Times New Roman" w:cs="Times New Roman"/>
-        </w:rPr>
-        <w:t>(C)</w:t>
-      </w:r>
-      <w:r>
-        <w:rPr>
-          <w:rFonts w:ascii="Times New Roman" w:hAnsi="Times New Roman" w:eastAsia="Times New Roman" w:cs="Times New Roman"/>
-        </w:rPr>
-        <w:t xml:space="preserve"> </w:t>
-      </w:r>
-      <w:r>
-        <w:rPr>
-          <w:rFonts w:hint="eastAsia" w:ascii="Times New Roman" w:hAnsi="Times New Roman" w:eastAsia="FangSong" w:cs="Times New Roman"/>
-        </w:rPr>
-        <w:t xml:space="preserve">仍为</w:t>
-      </w:r>
-      <w:r>
-        <w:rPr>
-          <w:rFonts w:ascii="Times New Roman" w:hAnsi="Times New Roman" w:eastAsia="Times New Roman" w:cs="Times New Roman"/>
-        </w:rPr>
-        <w:t xml:space="preserve"> 2:2:1</w:t>
-      </w:r>
-    </w:p>
-    <w:p>
-      <w:pPr>
-        <w:pStyle w:val="BodyText"/>
-      </w:pPr>
-      <w:r>
-        <w:rPr>
-          <w:rFonts w:ascii="Times New Roman" w:hAnsi="Times New Roman" w:eastAsia="Times New Roman" w:cs="Times New Roman"/>
-        </w:rPr>
-        <w:t xml:space="preserve">C. </w:t>
-      </w:r>
-      <w:r>
-        <w:rPr>
-          <w:rFonts w:hint="eastAsia" w:ascii="Times New Roman" w:hAnsi="Times New Roman" w:eastAsia="FangSong" w:cs="Times New Roman"/>
-        </w:rPr>
-        <w:t>再达平衡时</w:t>
-      </w:r>
-      <w:r>
-        <w:rPr>
-          <w:rFonts w:hint="eastAsia" w:ascii="Times New Roman" w:hAnsi="Times New Roman" w:eastAsia="Times New Roman" w:cs="Times New Roman"/>
-        </w:rPr>
-        <w:t>，C</w:t>
-      </w:r>
-      <w:r>
-        <w:rPr>
-          <w:rFonts w:ascii="Times New Roman" w:hAnsi="Times New Roman" w:eastAsia="Times New Roman" w:cs="Times New Roman"/>
-        </w:rPr>
-        <w:t xml:space="preserve"> </w:t>
-      </w:r>
-      <w:r>
-        <w:rPr>
-          <w:rFonts w:hint="eastAsia" w:ascii="Times New Roman" w:hAnsi="Times New Roman" w:eastAsia="FangSong" w:cs="Times New Roman"/>
-        </w:rPr>
-        <w:t xml:space="preserve">的体积分数将大于</w:t>
-      </w:r>
-      <w:r>
-        <w:rPr>
-          <w:rFonts w:ascii="Times New Roman" w:hAnsi="Times New Roman" w:eastAsia="Times New Roman" w:cs="Times New Roman"/>
-        </w:rPr>
-        <w:t xml:space="preserve"> 20%</w:t>
-      </w:r>
-    </w:p>
-    <w:p>
-      <w:pPr>
-        <w:pStyle w:val="BodyText"/>
+        <w:spacing w:before="0" w:after="0"/>
       </w:pPr>
       <w:r>
         <w:rPr>
@@ -11725,6 +11768,7 @@
     <w:p>
       <w:pPr>
         <w:pStyle w:val="BodyText"/>
+        <w:spacing w:before="0" w:after="0"/>
       </w:pPr>
       <w:r>
         <w:rPr>
@@ -11742,6 +11786,7 @@
     <w:p>
       <w:pPr>
         <w:pStyle w:val="BodyText"/>
+        <w:spacing w:before="0" w:after="0"/>
       </w:pPr>
       <w:r>
         <w:rPr>
@@ -11778,6 +11823,7 @@
     <w:p>
       <w:pPr>
         <w:pStyle w:val="BodyText"/>
+        <w:spacing w:before="0" w:after="0"/>
       </w:pPr>
       <w:r>
         <w:rPr>
@@ -11795,6 +11841,7 @@
     <w:p>
       <w:pPr>
         <w:pStyle w:val="BodyText"/>
+        <w:spacing w:before="0" w:after="0"/>
       </w:pPr>
       <w:r>
         <w:rPr>
@@ -12136,6 +12183,7 @@
     <w:p>
       <w:pPr>
         <w:pStyle w:val="FirstParagraph"/>
+        <w:spacing w:before="0" w:after="0"/>
       </w:pPr>
       <w:r>
         <w:rPr>
@@ -23460,6 +23508,7 @@
     <w:p>
       <w:pPr>
         <w:pStyle w:val="BodyText"/>
+        <w:spacing w:before="0" w:after="0"/>
       </w:pPr>
       <w:r>
         <w:rPr>
@@ -23563,6 +23612,7 @@
     <w:p>
       <w:pPr>
         <w:pStyle w:val="BodyText"/>
+        <w:spacing w:before="0" w:after="0"/>
       </w:pPr>
       <w:r>
         <w:rPr>
@@ -23648,6 +23698,7 @@
     <w:p>
       <w:pPr>
         <w:pStyle w:val="BodyText"/>
+        <w:spacing w:before="0" w:after="0"/>
       </w:pPr>
       <w:r>
         <w:rPr>
@@ -23720,6 +23771,7 @@
     <w:p>
       <w:pPr>
         <w:pStyle w:val="BodyText"/>
+        <w:spacing w:before="0" w:after="0"/>
       </w:pPr>
       <w:r>
         <w:rPr>
@@ -23883,7 +23935,6 @@
     <w:bookmarkEnd w:id="94"/>
     <w:bookmarkEnd w:id="95"/>
     <w:sectPr>
-      <w:headerReference w:type="default" r:id="rId86"/>
       <w:footerReference w:type="default" r:id="rId9"/>
       <w:footnotePr>
         <w:numRestart w:val="eachSect"/>
@@ -23910,16 +23961,6 @@
       <w:rPr>
         <w:rFonts w:ascii="Times New Roman" w:hAnsi="Times New Roman" w:eastAsia="Times New Roman" w:cs="Times New Roman"/>
         <w:b w:val="0"/>
-        <w:color w:val="000000"/>
-        <w:sz w:val="20"/>
-      </w:rPr>
-      <w:t xml:space="preserve">第 </w:t>
-    </w:r>
-    <w:r>
-      <w:rPr>
-        <w:rFonts w:ascii="Times New Roman" w:hAnsi="Times New Roman" w:eastAsia="Times New Roman" w:cs="Times New Roman"/>
-        <w:b w:val="0"/>
-        <w:color w:val="000000"/>
         <w:sz w:val="20"/>
       </w:rPr>
       <w:fldChar w:fldCharType="begin"/>
@@ -23928,7 +23969,6 @@
       <w:rPr>
         <w:rFonts w:ascii="Times New Roman" w:hAnsi="Times New Roman" w:eastAsia="Times New Roman" w:cs="Times New Roman"/>
         <w:b w:val="0"/>
-        <w:color w:val="000000"/>
         <w:sz w:val="20"/>
       </w:rPr>
       <w:instrText xml:space="preserve"> PAGE </w:instrText>
@@ -23937,91 +23977,9 @@
       <w:rPr>
         <w:rFonts w:ascii="Times New Roman" w:hAnsi="Times New Roman" w:eastAsia="Times New Roman" w:cs="Times New Roman"/>
         <w:b w:val="0"/>
-        <w:color w:val="000000"/>
-        <w:sz w:val="20"/>
-      </w:rPr>
-      <w:fldChar w:fldCharType="separate"/>
-    </w:r>
-    <w:r>
-      <w:rPr>
-        <w:rFonts w:ascii="Times New Roman" w:hAnsi="Times New Roman" w:eastAsia="Times New Roman" w:cs="Times New Roman"/>
-        <w:b w:val="0"/>
-        <w:color w:val="000000"/>
-        <w:sz w:val="20"/>
-      </w:rPr>
-      <w:t>1</w:t>
-    </w:r>
-    <w:r>
-      <w:rPr>
-        <w:rFonts w:ascii="Times New Roman" w:hAnsi="Times New Roman" w:eastAsia="Times New Roman" w:cs="Times New Roman"/>
-        <w:b w:val="0"/>
-        <w:color w:val="000000"/>
         <w:sz w:val="20"/>
       </w:rPr>
       <w:fldChar w:fldCharType="end"/>
-    </w:r>
-    <w:r>
-      <w:rPr>
-        <w:rFonts w:ascii="Times New Roman" w:hAnsi="Times New Roman" w:eastAsia="Times New Roman" w:cs="Times New Roman"/>
-        <w:b w:val="0"/>
-        <w:color w:val="000000"/>
-        <w:sz w:val="20"/>
-      </w:rPr>
-      <w:t xml:space="preserve"> 页 / 共 </w:t>
-    </w:r>
-    <w:r>
-      <w:rPr>
-        <w:rFonts w:ascii="Times New Roman" w:hAnsi="Times New Roman" w:eastAsia="Times New Roman" w:cs="Times New Roman"/>
-        <w:b w:val="0"/>
-        <w:color w:val="000000"/>
-        <w:sz w:val="20"/>
-      </w:rPr>
-      <w:fldChar w:fldCharType="begin"/>
-    </w:r>
-    <w:r>
-      <w:rPr>
-        <w:rFonts w:ascii="Times New Roman" w:hAnsi="Times New Roman" w:eastAsia="Times New Roman" w:cs="Times New Roman"/>
-        <w:b w:val="0"/>
-        <w:color w:val="000000"/>
-        <w:sz w:val="20"/>
-      </w:rPr>
-      <w:instrText xml:space="preserve"> NUMPAGES </w:instrText>
-    </w:r>
-    <w:r>
-      <w:rPr>
-        <w:rFonts w:ascii="Times New Roman" w:hAnsi="Times New Roman" w:eastAsia="Times New Roman" w:cs="Times New Roman"/>
-        <w:b w:val="0"/>
-        <w:color w:val="000000"/>
-        <w:sz w:val="20"/>
-      </w:rPr>
-      <w:fldChar w:fldCharType="separate"/>
-    </w:r>
-    <w:r>
-      <w:rPr>
-        <w:rFonts w:ascii="Times New Roman" w:hAnsi="Times New Roman" w:eastAsia="Times New Roman" w:cs="Times New Roman"/>
-        <w:b w:val="0"/>
-        <w:color w:val="000000"/>
-        <w:sz w:val="20"/>
-      </w:rPr>
-      <w:t>1</w:t>
-    </w:r>
-    <w:r>
-      <w:rPr>
-        <w:rFonts w:ascii="Times New Roman" w:hAnsi="Times New Roman" w:eastAsia="Times New Roman" w:cs="Times New Roman"/>
-        <w:b w:val="0"/>
-        <w:color w:val="000000"/>
-        <w:sz w:val="20"/>
-      </w:rPr>
-      <w:fldChar w:fldCharType="end"/>
-    </w:r>
-    <w:r>
-      <w:rPr>
-        <w:rFonts w:ascii="Times New Roman" w:hAnsi="Times New Roman" w:eastAsia="Times New Roman" w:cs="Times New Roman"/>
-        <w:b w:val="0"/>
-        <w:color w:val="000000"/>
-        <w:sz w:val="20"/>
-      </w:rPr>
-      <w:t xml:space="preserve"> 页</w:t>
     </w:r>
   </w:p>
 </w:ftr>
@@ -24044,28 +24002,6 @@
     </w:p>
   </w:footnote>
 </w:footnotes>
-</file>
-
-<file path=word/header1.xml><?xml version="1.0" encoding="utf-8"?>
-<w:hdr xmlns:m="http://schemas.openxmlformats.org/officeDocument/2006/math" xmlns:mc="http://schemas.openxmlformats.org/markup-compatibility/2006" xmlns:mo="http://schemas.microsoft.com/office/mac/office/2008/main" xmlns:mv="urn:schemas-microsoft-com:mac:vml" xmlns:o="urn:schemas-microsoft-com:office:office" xmlns:r="http://schemas.openxmlformats.org/officeDocument/2006/relationships" xmlns:v="urn:schemas-microsoft-com:vml" xmlns:w10="urn:schemas-microsoft-com:office:word" xmlns:w14="http://schemas.microsoft.com/office/word/2010/wordml" xmlns:w="http://schemas.openxmlformats.org/wordprocessingml/2006/main" xmlns:wne="http://schemas.microsoft.com/office/word/2006/wordml" xmlns:wp14="http://schemas.microsoft.com/office/word/2010/wordprocessingDrawing" xmlns:wp="http://schemas.openxmlformats.org/drawingml/2006/wordprocessingDrawing" xmlns:wpc="http://schemas.microsoft.com/office/word/2010/wordprocessingCanvas" xmlns:wpg="http://schemas.microsoft.com/office/word/2010/wordprocessingGroup" xmlns:wpi="http://schemas.microsoft.com/office/word/2010/wordprocessingInk" xmlns:wps="http://schemas.microsoft.com/office/word/2010/wordprocessingShape" mc:Ignorable="w14 wp14">
-  <w:p>
-    <w:pPr>
-      <w:jc w:val="right"/>
-      <w:pBdr>
-        <w:bottom w:val="single" w:sz="4" w:space="2" w:color="000000"/>
-      </w:pBdr>
-    </w:pPr>
-    <w:r>
-      <w:rPr>
-        <w:rFonts w:ascii="Times New Roman" w:hAnsi="Times New Roman" w:eastAsia="Times New Roman" w:cs="Times New Roman"/>
-        <w:b w:val="0"/>
-        <w:color w:val="000000"/>
-        <w:sz w:val="18"/>
-      </w:rPr>
-      <w:t xml:space="preserve">二分册专项卷III</w:t>
-    </w:r>
-  </w:p>
-</w:hdr>
 </file>
 
 <file path=word/numbering.xml><?xml version="1.0" encoding="utf-8"?>
